--- a/ru/discovery-articles/1.2 Земледелие и одомашнивание.docx
+++ b/ru/discovery-articles/1.2 Земледелие и одомашнивание.docx
@@ -4,13 +4,20 @@
   <w:body>
     <w:p>
       <w:pPr>
-        <w:spacing w:before="0" w:after="80"/>
+        <w:pStyle w:val="Title"/>
+        <w:widowControl/>
+      </w:pPr>
+      <w:r>
+        <w:t>1.2 Земледелие и одомашнивание</w:t>
+      </w:r>
+    </w:p>
+    <w:p>
+      <w:pPr>
+        <w:keepNext/>
+        <w:widowControl/>
       </w:pPr>
       <w:r>
         <w:rPr>
-          <w:rFonts w:ascii="Calibri" w:hAnsi="Calibri" w:cs="Calibri"/>
-          <w:b/>
-          <w:color w:val="2E74B5"/>
           <w:sz w:val="20"/>
         </w:rPr>
         <w:t>1. Основы цивилизации</w:t>
@@ -19,121 +26,81 @@
     <w:p>
       <w:pPr>
         <w:keepNext/>
-        <w:spacing w:before="0" w:after="120"/>
+        <w:widowControl/>
       </w:pPr>
       <w:r>
         <w:rPr>
-          <w:rFonts w:ascii="Calibri" w:hAnsi="Calibri" w:cs="Calibri"/>
-          <w:b/>
-          <w:color w:val="0B2545"/>
-          <w:sz w:val="48"/>
+          <w:sz w:val="20"/>
         </w:rPr>
-        <w:t>1.2 Земледелие и одомашнивание</w:t>
+        <w:t>Период: примерно 10 000–8000 годы до н. э. | Основные центры: независимые очаги в Плодородном полумесяце, Китае, Мезоамерике и Африке</w:t>
       </w:r>
     </w:p>
     <w:p>
       <w:pPr>
-        <w:spacing w:before="0" w:after="200" w:line="276" w:lineRule="auto"/>
+        <w:widowControl/>
       </w:pPr>
       <w:r>
-        <w:rPr>
-          <w:rFonts w:ascii="Calibri" w:hAnsi="Calibri" w:cs="Calibri"/>
-          <w:i/>
-          <w:color w:val="666666"/>
-          <w:sz w:val="21"/>
-        </w:rPr>
-        <w:t>Период: около 10 000–8 000 гг. до н. э. | Основные центры: Плодородный полумесяц, Китай, Мезоамерика и Африка; процессы развивались независимо друг от друга</w:t>
-      </w:r>
-    </w:p>
-    <w:p>
-      <w:pPr>
-        <w:spacing w:before="0" w:after="200" w:line="300" w:lineRule="auto"/>
-      </w:pPr>
-      <w:r>
-        <w:rPr>
-          <w:rFonts w:ascii="Calibri" w:hAnsi="Calibri" w:cs="Calibri"/>
-          <w:color w:val="0B2545"/>
-          <w:sz w:val="23"/>
-        </w:rPr>
-        <w:t>После окончания последнего ледникового периода земледелие и одомашнивание животных независимо возникли в нескольких регионах мира. Возможность выращивать продовольствие и создавать запасы заложила основу для появления деревень, городов и специализированных занятий, но одновременно принесла более тяжёлый труд и новые болезни.</w:t>
+        <w:t>После последнего ледникового периода люди в нескольких регионах независимо друг от друга начали выращивать растения и приручать животных. Возможность производить и запасать пищу дала основу деревням, городам и разделению труда. Но она же принесла новые болезни и более тяжёлую работу.</w:t>
       </w:r>
     </w:p>
     <w:p>
       <w:pPr>
         <w:pStyle w:val="Heading1"/>
+        <w:widowControl/>
       </w:pPr>
       <w:r>
-        <w:t>Ключевые факты</w:t>
+        <w:t>Кратко о главном</w:t>
       </w:r>
     </w:p>
     <w:p>
       <w:pPr>
-        <w:keepLines/>
-        <w:spacing w:after="80" w:line="300" w:lineRule="auto"/>
-        <w:numPr>
-          <w:ilvl w:val="0"/>
-          <w:numId w:val="10"/>
-        </w:numPr>
+        <w:pStyle w:val="ListBullet"/>
+        <w:widowControl/>
       </w:pPr>
       <w:r>
-        <w:t>После приблизительно 10 000 года до н. э. земледелие независимо возникло как минимум в семи регионах мира.</w:t>
+        <w:t>Переход начался независимо как минимум в семи регионах после примерно 10 000 года до н. э.</w:t>
       </w:r>
     </w:p>
     <w:p>
       <w:pPr>
-        <w:keepLines/>
-        <w:spacing w:after="80" w:line="300" w:lineRule="auto"/>
-        <w:numPr>
-          <w:ilvl w:val="0"/>
-          <w:numId w:val="10"/>
-        </w:numPr>
+        <w:pStyle w:val="ListBullet"/>
+        <w:widowControl/>
       </w:pPr>
       <w:r>
-        <w:t>К числу ранних культур относились пшеница, ячмень, просо, рис, кукуруза и сорго.</w:t>
+        <w:t>Среди ранних культур были пшеница, ячмень, просо, рис, кукуруза и сорго.</w:t>
       </w:r>
     </w:p>
     <w:p>
       <w:pPr>
-        <w:keepLines/>
-        <w:spacing w:after="80" w:line="300" w:lineRule="auto"/>
-        <w:numPr>
-          <w:ilvl w:val="0"/>
-          <w:numId w:val="10"/>
-        </w:numPr>
+        <w:pStyle w:val="ListBullet"/>
+        <w:widowControl/>
       </w:pPr>
       <w:r>
-        <w:t>Одними из первых одомашненных животных были козы, овцы, крупный рогатый скот и свиньи.</w:t>
+        <w:t>Одними из первых домашних животных стали козы, овцы, крупный рогатый скот и свиньи.</w:t>
       </w:r>
     </w:p>
     <w:p>
       <w:pPr>
-        <w:keepLines/>
-        <w:spacing w:after="80" w:line="300" w:lineRule="auto"/>
-        <w:numPr>
-          <w:ilvl w:val="0"/>
-          <w:numId w:val="10"/>
-        </w:numPr>
+        <w:pStyle w:val="ListBullet"/>
+        <w:widowControl/>
       </w:pPr>
       <w:r>
-        <w:t>Излишки продовольствия обеспечили развитие деревень, городов, письменности и государств.</w:t>
+        <w:t>Избыток продовольствия помог появлению деревень, городов, письменности и государств.</w:t>
       </w:r>
     </w:p>
     <w:p>
       <w:pPr>
-        <w:keepLines/>
-        <w:spacing w:after="80" w:line="300" w:lineRule="auto"/>
-        <w:numPr>
-          <w:ilvl w:val="0"/>
-          <w:numId w:val="10"/>
-        </w:numPr>
+        <w:pStyle w:val="ListBullet"/>
+        <w:widowControl/>
       </w:pPr>
       <w:r>
-        <w:t>Тесный контакт с домашними животными способствовал распространению новых инфекционных заболеваний.</w:t>
+        <w:t>Тесное соседство с животными способствовало распространению новых инфекций.</w:t>
       </w:r>
     </w:p>
     <w:p>
       <w:pPr>
         <w:pStyle w:val="Heading1"/>
+        <w:widowControl/>
       </w:pPr>
       <w:r>
         <w:t>Что это такое</w:t>
@@ -141,143 +108,101 @@
     </w:p>
     <w:p>
       <w:pPr>
-        <w:keepLines w:val="0"/>
+        <w:widowControl/>
       </w:pPr>
       <w:r>
-        <w:t>Земледелие — это целенаправленное выращивание растений: посев, уход и сбор урожая. Одомашнивание — длительный процесс, в ходе которого дикие растения и животные изменяются так, чтобы жить рядом с человеком и удовлетворять его потребности. Например, колос культурной пшеницы удерживает зёрна, а не разбрасывает их; одомашненная коза остаётся рядом со стадом.</w:t>
-      </w:r>
-    </w:p>
-    <w:p>
-      <w:pPr>
-        <w:keepLines w:val="0"/>
-      </w:pPr>
-      <w:r>
-        <w:t>Вместе эти практики постепенно заменили охоту и собирательство производством пищи, которую можно было хранить. Именно накопление продовольственных запасов позднее сделало возможным появление постоянных поселений и городов.</w:t>
+        <w:t>Земледелие — это целенаправленный посев, уход за растениями и сбор урожая. Одомашнивание — длительное изменение диких растений и животных, благодаря которому они живут рядом с человеком и служат его потребностям. Колос культурной пшеницы удерживает зёрна, а не рассыпает их; домашняя коза остаётся возле стада. Вместе эти занятия заменяют большую часть охоты и собирательства производством пищи, которую можно хранить. Именно запасаемый избыток позднее сделал возможной городскую жизнь.</w:t>
       </w:r>
     </w:p>
     <w:p>
       <w:pPr>
         <w:pStyle w:val="Heading1"/>
+        <w:widowControl/>
       </w:pPr>
       <w:r>
-        <w:t>Кто это открыл или изобрёл</w:t>
+        <w:t>Кто открыл или изобрёл</w:t>
       </w:r>
     </w:p>
     <w:p>
       <w:pPr>
-        <w:keepLines w:val="0"/>
+        <w:widowControl/>
       </w:pPr>
       <w:r>
-        <w:t>Единственного первооткрывателя не существовало. Земледелие независимо возникло в нескольких регионах: в Плодородном полумесяце выращивали пшеницу и ячмень, в Китае — просо и рис, в Мезоамерике — кукурузу. Собственные центры земледелия сформировались также в Андах, в Африке к югу от Сахары, где выращивали сорго и другие культуры, и в ряде иных областей.</w:t>
-      </w:r>
-    </w:p>
-    <w:p>
-      <w:pPr>
-        <w:keepLines w:val="0"/>
-      </w:pPr>
-      <w:r>
-        <w:t>Одомашнивание животных происходило сходным образом. Козы и овцы относятся к числу самых ранних домашних животных Юго-Западной Азии. Знания о выращивании растений и содержании животных передавались в семьях и соседних общинах на протяжении многих столетий.</w:t>
+        <w:t>Единственного первооткрывателя не было. Земледелие самостоятельно возникало в Плодородном полумесяце — с пшеницей и ячменём, в Китае — с просом и рисом, в Мезоамерике — с кукурузой, а также в Андах, Африке южнее Сахары — с сорго и другими культурами — и в иных центрах. Одомашнивание животных шло похожим путём. В Юго-Западной Азии среди первых были козы и овцы. Знания веками передавались в семьях и между соседними группами.</w:t>
       </w:r>
     </w:p>
     <w:p>
       <w:pPr>
         <w:pStyle w:val="Heading1"/>
+        <w:widowControl/>
       </w:pPr>
       <w:r>
-        <w:t>Когда и как это появилось</w:t>
+        <w:t>Когда и как появилось</w:t>
       </w:r>
     </w:p>
     <w:p>
       <w:pPr>
-        <w:keepLines w:val="0"/>
+        <w:widowControl/>
       </w:pPr>
       <w:r>
-        <w:t>Переход к земледелию часто называют неолитической, или аграрной, революцией. В древнейших центрах он начался после окончания последнего ледникового периода, приблизительно между 10 000 и 8 000 годами до н. э.; в других регионах этот процесс развернулся позднее.</w:t>
-      </w:r>
-    </w:p>
-    <w:p>
-      <w:pPr>
-        <w:keepLines w:val="0"/>
-      </w:pPr>
-      <w:r>
-        <w:t>Климат стал устойчивее, а в некоторых местах заросли дикорастущих злаков были настолько богаты, что люди начали селиться поблизости. Из поколения в поколение они отбирали растения, которые было удобнее собирать и выращивать, а также животных, которыми было легче управлять. Перемены заняли тысячелетия и не были результатом одного удачного урожая.</w:t>
+        <w:t>Этот переход часто называют неолитической, или аграрной, революцией. В самых ранних центрах он начался после последнего ледникового периода, примерно между 10 000 и 8000 годами до н. э.; в других местах — позднее. Климат стал устойчивее. Некоторые заросли диких злаков давали достаточно пищи, чтобы люди селились поблизости. Из поколения в поколение они отбирали растения, урожай которых было удобнее собирать, и животных, с которыми было легче обращаться. Перемены заняли много времени, а не один сельскохозяйственный сезон.</w:t>
       </w:r>
     </w:p>
     <w:p>
       <w:pPr>
         <w:pStyle w:val="Heading1"/>
+        <w:widowControl/>
       </w:pPr>
       <w:r>
-        <w:t>Научное значение</w:t>
+        <w:t>Значение для науки</w:t>
       </w:r>
     </w:p>
     <w:p>
       <w:pPr>
-        <w:keepLines w:val="0"/>
+        <w:widowControl/>
       </w:pPr>
       <w:r>
-        <w:t>Во многих природных условиях земледелие позволяло получать с одного гектара больше пищи, чем собирательство. Однако первые земледельцы часто трудились тяжелее и питались менее разнообразно. Излишки зерна можно было хранить, обменивать и изымать в виде налогов.</w:t>
-      </w:r>
-    </w:p>
-    <w:p>
-      <w:pPr>
-        <w:keepLines w:val="0"/>
-      </w:pPr>
-      <w:r>
-        <w:t>Продовольственные запасы позволили обществу содержать гончаров, жрецов, воинов, писцов и других людей, не занятых непосредственно производством пищи. Одомашнивание стало своеобразной живой лабораторией: люди изучали смену времён года, свойства почвы, способы орошения и отбор животных. Эти знания впоследствии легли в основу биологии и агрономии.</w:t>
+        <w:t>Во многих природных условиях земледелие давало больше пищевой энергии с гектара, чем собирательство, хотя первые земледельцы часто трудились тяжелее и питались менее разнообразно. Зерновые излишки можно было хранить, обменивать и собирать в виде податей. Они кормили гончаров, жрецов, воинов и писцов. Одомашнивание стало и своеобразной живой лабораторией: люди изучали сезоны, почвы, орошение и разведение животных. Из этих знаний позднее выросли биология и агрономия.</w:t>
       </w:r>
     </w:p>
     <w:p>
       <w:pPr>
         <w:pStyle w:val="Heading1"/>
+        <w:widowControl/>
       </w:pPr>
       <w:r>
-        <w:t>Влияние на последующее развитие</w:t>
+        <w:t>Влияние на дальнейшее развитие</w:t>
       </w:r>
     </w:p>
     <w:p>
       <w:pPr>
-        <w:keepLines w:val="0"/>
+        <w:widowControl/>
       </w:pPr>
       <w:r>
-        <w:t>Устойчивое производство продовольствия привело сначала к появлению деревень, а затем городов, письменности, законов и организованных армий. Развитие земледелия способствовало изобретению плуга и оросительных систем, а много позже — удобрений, тракторов и современных методов селекции растений.</w:t>
-      </w:r>
-    </w:p>
-    <w:p>
-      <w:pPr>
-        <w:keepLines w:val="0"/>
-      </w:pPr>
-      <w:r>
-        <w:t>Тесное соседство людей с животными одновременно повысило риск зоонозных инфекций — заболеваний, способных переходить от животных к человеку. К числу болезней с далёкими животными предшественниками относят корь, а по некоторым гипотезам — и натуральную оспу. Современные споры о питании, землепользовании и климате по-прежнему во многом связаны с древним выбором в пользу земледелия.</w:t>
+        <w:t>Оседлое производство пищи привело к деревням, затем к городам, письменности, законам и армиям. Оно же породило плуг и системы орошения, а много позже — удобрения, тракторы и селекцию растений. Этот путь сопровождался и зоонозами — болезнями, переходящими от животных к людям. С этим историческим процессом связывают, например, корь и оспу. Современные споры о питании, земле и климате всё ещё связаны с древним решением заняться земледелием.</w:t>
       </w:r>
     </w:p>
     <w:p>
       <w:pPr>
         <w:pStyle w:val="Heading1"/>
+        <w:widowControl/>
       </w:pPr>
       <w:r>
-        <w:t>Как это изменило жизнь людей</w:t>
+        <w:t>Как изменило жизнь людей</w:t>
       </w:r>
     </w:p>
     <w:p>
       <w:pPr>
-        <w:keepLines w:val="0"/>
+        <w:widowControl/>
       </w:pPr>
       <w:r>
-        <w:t>Земледелие сделало возможным возникновение цивилизации, но одновременно сильнее связало жизнь людей с определённой землёй, сезонными работами и урожаем. Стало возможным прокормить гораздо более многочисленное население, однако неурожай мог привести к голоду, а контроль над землёй и запасами — к социальному неравенству.</w:t>
-      </w:r>
-    </w:p>
-    <w:p>
-      <w:pPr>
-        <w:keepLines w:val="0"/>
-      </w:pPr>
-      <w:r>
-        <w:t>Каждая буханка хлеба и силуэт любого современного города до сих пор напоминают об этом древнем компромиссе: больше продовольствия, больше людей и новые виды риска.</w:t>
+        <w:t>Сельское хозяйство сделало цивилизацию возможной, но одновременно усилило зависимость многих людей от новых условий. Продовольствия хватало для более многочисленного населения. Однако неурожай грозил голодом, а контроль над излишками порождал неравенство. Каждый хлеб и каждый городской пейзаж по-прежнему связаны с этим обменом: больше пищи и людей — и новые виды риска.</w:t>
       </w:r>
     </w:p>
     <w:p>
       <w:pPr>
         <w:pStyle w:val="Heading1"/>
+        <w:widowControl/>
       </w:pPr>
       <w:r>
         <w:t>Источники и литература</w:t>
@@ -286,133 +211,137 @@
     <w:p>
       <w:pPr>
         <w:pStyle w:val="Heading2"/>
+        <w:widowControl/>
       </w:pPr>
       <w:r>
-        <w:t>A. Книги и основные научные труды</w:t>
+        <w:rPr>
+          <w:sz w:val="20"/>
+        </w:rPr>
+        <w:t>Книги и основные научные труды</w:t>
       </w:r>
     </w:p>
     <w:p>
       <w:pPr>
-        <w:keepLines/>
-        <w:spacing w:after="80" w:line="300" w:lineRule="auto"/>
-        <w:numPr>
-          <w:ilvl w:val="0"/>
-          <w:numId w:val="11"/>
-        </w:numPr>
+        <w:widowControl/>
       </w:pPr>
       <w:r>
-        <w:t>Diamond, Jared. Guns, Germs, and Steel: The Fates of Human Societies. New York: Norton, 1997.</w:t>
+        <w:rPr>
+          <w:sz w:val="20"/>
+        </w:rPr>
+        <w:t>1. Diamond, Jared. Guns, Germs, and Steel: The Fates of Human Societies. New York: Norton, 1997.</w:t>
       </w:r>
     </w:p>
     <w:p>
       <w:pPr>
-        <w:keepLines/>
-        <w:spacing w:after="80" w:line="300" w:lineRule="auto"/>
-        <w:numPr>
-          <w:ilvl w:val="0"/>
-          <w:numId w:val="11"/>
-        </w:numPr>
+        <w:widowControl/>
       </w:pPr>
       <w:r>
-        <w:t>Scott, James C. Against the Grain: A Deep History of the Earliest States. New Haven: Yale University Press, 2017.</w:t>
+        <w:rPr>
+          <w:sz w:val="20"/>
+        </w:rPr>
+        <w:t>2. Scott, James C. Against the Grain: A Deep History of the Earliest States. New Haven: Yale University Press, 2017.</w:t>
       </w:r>
     </w:p>
     <w:p>
       <w:pPr>
         <w:pStyle w:val="Heading2"/>
+        <w:widowControl/>
       </w:pPr>
       <w:r>
-        <w:t>C. Материалы научных учреждений и энциклопедий</w:t>
+        <w:rPr>
+          <w:sz w:val="20"/>
+        </w:rPr>
+        <w:t>Материалы организаций и энциклопедии</w:t>
       </w:r>
     </w:p>
     <w:p>
       <w:pPr>
-        <w:keepLines/>
-        <w:spacing w:after="80" w:line="300" w:lineRule="auto"/>
-        <w:numPr>
-          <w:ilvl w:val="0"/>
-          <w:numId w:val="12"/>
-        </w:numPr>
+        <w:widowControl/>
       </w:pPr>
       <w:r>
-        <w:t>Encyclopaedia Britannica. «Origins of agriculture».</w:t>
+        <w:rPr>
+          <w:sz w:val="20"/>
+        </w:rPr>
+        <w:t xml:space="preserve">1. Encyclopaedia Britannica. 'Origins of agriculture.' </w:t>
       </w:r>
+      <w:hyperlink r:id="rId9">
+        <w:r>
+          <w:rPr>
+            <w:sz w:val="20"/>
+          </w:rPr>
+          <w:t>https://www.britannica.com/topic/agriculture/The-origins-of-agriculture</w:t>
+        </w:r>
+      </w:hyperlink>
       <w:r>
-        <w:t xml:space="preserve"> </w:t>
+        <w:rPr>
+          <w:sz w:val="20"/>
+        </w:rPr>
+      </w:r>
+    </w:p>
+    <w:p>
+      <w:pPr>
+        <w:widowControl/>
+      </w:pPr>
+      <w:r>
+        <w:rPr>
+          <w:sz w:val="20"/>
+        </w:rPr>
+        <w:t xml:space="preserve">2. Khan Academy. 'The Neolithic Revolution.' </w:t>
+      </w:r>
+      <w:hyperlink r:id="rId10">
+        <w:r>
+          <w:rPr>
+            <w:sz w:val="20"/>
+          </w:rPr>
+          <w:t>https://www.khanacademy.org/humanities/world-history/world-history-beginnings/birth-agriculture-neolithic-revolution/a/the-neolithic-revolution</w:t>
+        </w:r>
+      </w:hyperlink>
+      <w:r>
+        <w:rPr>
+          <w:sz w:val="20"/>
+        </w:rPr>
+      </w:r>
+    </w:p>
+    <w:p>
+      <w:pPr>
+        <w:pStyle w:val="Heading2"/>
+        <w:widowControl/>
+      </w:pPr>
+      <w:r>
+        <w:rPr>
+          <w:sz w:val="20"/>
+        </w:rPr>
+        <w:t>Пресса, научно-популярные и справочные материалы</w:t>
+      </w:r>
+    </w:p>
+    <w:p>
+      <w:pPr>
+        <w:widowControl/>
+      </w:pPr>
+      <w:r>
+        <w:rPr>
+          <w:sz w:val="20"/>
+        </w:rPr>
+        <w:t xml:space="preserve">1. National Geographic. 'The Development of Agriculture.' </w:t>
       </w:r>
       <w:hyperlink r:id="rId11">
         <w:r>
           <w:rPr>
-            <w:color w:val="0563C1"/>
-            <w:u w:val="single"/>
-          </w:rPr>
-          <w:t>https://www.britannica.com/topic/agriculture/The-origins-of-agriculture</w:t>
-        </w:r>
-      </w:hyperlink>
-    </w:p>
-    <w:p>
-      <w:pPr>
-        <w:keepLines/>
-        <w:spacing w:after="80" w:line="300" w:lineRule="auto"/>
-        <w:numPr>
-          <w:ilvl w:val="0"/>
-          <w:numId w:val="12"/>
-        </w:numPr>
-      </w:pPr>
-      <w:r>
-        <w:t>Khan Academy. «The Neolithic Revolution».</w:t>
-      </w:r>
-      <w:r>
-        <w:t xml:space="preserve"> </w:t>
-      </w:r>
-      <w:hyperlink r:id="rId12">
-        <w:r>
-          <w:rPr>
-            <w:color w:val="0563C1"/>
-            <w:u w:val="single"/>
-          </w:rPr>
-          <w:t>https://www.khanacademy.org/humanities/world-history/world-history-beginnings/birth-agriculture-neolithic-revolution/a/the-neolithic-revolution</w:t>
-        </w:r>
-      </w:hyperlink>
-    </w:p>
-    <w:p>
-      <w:pPr>
-        <w:pStyle w:val="Heading2"/>
-      </w:pPr>
-      <w:r>
-        <w:t>J. Пресса, научно-популярные и справочные материалы</w:t>
-      </w:r>
-    </w:p>
-    <w:p>
-      <w:pPr>
-        <w:keepLines/>
-        <w:spacing w:after="80" w:line="300" w:lineRule="auto"/>
-        <w:numPr>
-          <w:ilvl w:val="0"/>
-          <w:numId w:val="13"/>
-        </w:numPr>
-      </w:pPr>
-      <w:r>
-        <w:t>National Geographic. «The Development of Agriculture».</w:t>
-      </w:r>
-      <w:r>
-        <w:t xml:space="preserve"> </w:t>
-      </w:r>
-      <w:hyperlink r:id="rId13">
-        <w:r>
-          <w:rPr>
-            <w:color w:val="0563C1"/>
-            <w:u w:val="single"/>
+            <w:sz w:val="20"/>
           </w:rPr>
           <w:t>https://education.nationalgeographic.org/resource/development-agriculture/</w:t>
         </w:r>
       </w:hyperlink>
+      <w:r>
+        <w:rPr>
+          <w:sz w:val="20"/>
+        </w:rPr>
+      </w:r>
     </w:p>
     <w:sectPr>
-      <w:headerReference w:type="default" r:id="rId9"/>
-      <w:footerReference w:type="default" r:id="rId10"/>
-      <w:pgSz w:w="12240" w:h="15840"/>
-      <w:pgMar w:top="1440" w:right="1440" w:bottom="1440" w:left="1440" w:header="708" w:footer="708" w:gutter="0"/>
+      <w:footerReference w:type="default" r:id="rId12"/>
+      <w:pgSz w:w="11906" w:h="16838"/>
+      <w:pgMar w:top="1020" w:right="1134" w:bottom="1020" w:left="1134" w:header="720" w:footer="720" w:gutter="0"/>
       <w:cols w:space="720"/>
       <w:docGrid w:linePitch="360"/>
     </w:sectPr>
@@ -425,60 +354,11 @@
   <w:p>
     <w:pPr>
       <w:pStyle w:val="Footer"/>
-      <w:spacing w:before="0" w:after="0"/>
       <w:jc w:val="right"/>
     </w:pPr>
-    <w:r>
-      <w:rPr>
-        <w:rFonts w:ascii="Calibri" w:hAnsi="Calibri" w:cs="Calibri"/>
-        <w:color w:val="666666"/>
-        <w:sz w:val="18"/>
-      </w:rPr>
-      <w:t xml:space="preserve">Страница </w:t>
-    </w:r>
-    <w:r>
-      <w:rPr>
-        <w:rFonts w:ascii="Calibri" w:hAnsi="Calibri" w:cs="Calibri"/>
-        <w:color w:val="666666"/>
-        <w:sz w:val="18"/>
-      </w:rPr>
-      <w:fldChar w:fldCharType="begin"/>
-      <w:instrText xml:space="preserve"> PAGE </w:instrText>
-      <w:fldChar w:fldCharType="separate"/>
-      <w:t>1</w:t>
-      <w:fldChar w:fldCharType="end"/>
-    </w:r>
+    <w:fldSimple w:instr="PAGE"/>
   </w:p>
 </w:ftr>
-</file>
-
-<file path=word/header1.xml><?xml version="1.0" encoding="utf-8"?>
-<w:hdr xmlns:m="http://schemas.openxmlformats.org/officeDocument/2006/math" xmlns:mc="http://schemas.openxmlformats.org/markup-compatibility/2006" xmlns:mo="http://schemas.microsoft.com/office/mac/office/2008/main" xmlns:mv="urn:schemas-microsoft-com:mac:vml" xmlns:o="urn:schemas-microsoft-com:office:office" xmlns:r="http://schemas.openxmlformats.org/officeDocument/2006/relationships" xmlns:v="urn:schemas-microsoft-com:vml" xmlns:w10="urn:schemas-microsoft-com:office:word" xmlns:w14="http://schemas.microsoft.com/office/word/2010/wordml" xmlns:w="http://schemas.openxmlformats.org/wordprocessingml/2006/main" xmlns:wne="http://schemas.microsoft.com/office/word/2006/wordml" xmlns:wp14="http://schemas.microsoft.com/office/word/2010/wordprocessingDrawing" xmlns:wp="http://schemas.openxmlformats.org/drawingml/2006/wordprocessingDrawing" xmlns:wpc="http://schemas.microsoft.com/office/word/2010/wordprocessingCanvas" xmlns:wpg="http://schemas.microsoft.com/office/word/2010/wordprocessingGroup" xmlns:wpi="http://schemas.microsoft.com/office/word/2010/wordprocessingInk" xmlns:wps="http://schemas.microsoft.com/office/word/2010/wordprocessingShape" mc:Ignorable="w14 wp14">
-  <w:p>
-    <w:pPr>
-      <w:pStyle w:val="Header"/>
-      <w:spacing w:after="0"/>
-      <w:jc w:val="left"/>
-    </w:pPr>
-    <w:r>
-      <w:rPr>
-        <w:rFonts w:ascii="Calibri" w:hAnsi="Calibri" w:cs="Calibri"/>
-        <w:b/>
-        <w:color w:val="666666"/>
-        <w:sz w:val="18"/>
-      </w:rPr>
-      <w:t>Открытия и изобретения</w:t>
-    </w:r>
-    <w:r>
-      <w:rPr>
-        <w:rFonts w:ascii="Calibri" w:hAnsi="Calibri" w:cs="Calibri"/>
-        <w:color w:val="666666"/>
-        <w:sz w:val="18"/>
-      </w:rPr>
-      <w:t xml:space="preserve">    |    1. Основы цивилизации</w:t>
-    </w:r>
-  </w:p>
-</w:hdr>
 </file>
 
 <file path=word/numbering.xml><?xml version="1.0" encoding="utf-8"?>
@@ -681,78 +561,6 @@
   <w:num w:numId="9">
     <w:abstractNumId w:val="0"/>
   </w:num>
-  <w:abstractNum w:abstractNumId="9">
-    <w:multiLevelType w:val="singleLevel"/>
-    <w:lvl w:ilvl="0">
-      <w:start w:val="1"/>
-      <w:numFmt w:val="bullet"/>
-      <w:lvlText w:val="•"/>
-      <w:lvlJc w:val="left"/>
-      <w:pPr>
-        <w:tabs>
-          <w:tab w:val="num" w:pos="540"/>
-        </w:tabs>
-        <w:ind w:left="540" w:hanging="270"/>
-      </w:pPr>
-    </w:lvl>
-  </w:abstractNum>
-  <w:num w:numId="10">
-    <w:abstractNumId w:val="9"/>
-  </w:num>
-  <w:abstractNum w:abstractNumId="10">
-    <w:multiLevelType w:val="singleLevel"/>
-    <w:lvl w:ilvl="0">
-      <w:start w:val="1"/>
-      <w:numFmt w:val="decimal"/>
-      <w:lvlText w:val="%1."/>
-      <w:lvlJc w:val="left"/>
-      <w:pPr>
-        <w:tabs>
-          <w:tab w:val="num" w:pos="540"/>
-        </w:tabs>
-        <w:ind w:left="540" w:hanging="270"/>
-      </w:pPr>
-    </w:lvl>
-  </w:abstractNum>
-  <w:num w:numId="11">
-    <w:abstractNumId w:val="10"/>
-  </w:num>
-  <w:abstractNum w:abstractNumId="11">
-    <w:multiLevelType w:val="singleLevel"/>
-    <w:lvl w:ilvl="0">
-      <w:start w:val="1"/>
-      <w:numFmt w:val="decimal"/>
-      <w:lvlText w:val="%1."/>
-      <w:lvlJc w:val="left"/>
-      <w:pPr>
-        <w:tabs>
-          <w:tab w:val="num" w:pos="540"/>
-        </w:tabs>
-        <w:ind w:left="540" w:hanging="270"/>
-      </w:pPr>
-    </w:lvl>
-  </w:abstractNum>
-  <w:num w:numId="12">
-    <w:abstractNumId w:val="11"/>
-  </w:num>
-  <w:abstractNum w:abstractNumId="12">
-    <w:multiLevelType w:val="singleLevel"/>
-    <w:lvl w:ilvl="0">
-      <w:start w:val="1"/>
-      <w:numFmt w:val="decimal"/>
-      <w:lvlText w:val="%1."/>
-      <w:lvlJc w:val="left"/>
-      <w:pPr>
-        <w:tabs>
-          <w:tab w:val="num" w:pos="540"/>
-        </w:tabs>
-        <w:ind w:left="540" w:hanging="270"/>
-      </w:pPr>
-    </w:lvl>
-  </w:abstractNum>
-  <w:num w:numId="13">
-    <w:abstractNumId w:val="12"/>
-  </w:num>
 </w:numbering>
 </file>
 
@@ -761,7 +569,7 @@
   <w:docDefaults>
     <w:rPrDefault>
       <w:rPr>
-        <w:rFonts w:asciiTheme="minorHAnsi" w:eastAsiaTheme="minorEastAsia" w:hAnsiTheme="minorHAnsi" w:cstheme="minorBidi"/>
+        <w:rFonts/>
         <w:sz w:val="22"/>
         <w:szCs w:val="22"/>
         <w:lang w:val="en-US" w:eastAsia="en-US" w:bidi="ar-SA"/>
@@ -917,12 +725,13 @@
     <w:qFormat/>
     <w:rsid w:val="00FC693F"/>
     <w:pPr>
-      <w:widowControl/>
-      <w:spacing w:before="0" w:after="120" w:line="300" w:lineRule="auto"/>
+      <w:spacing w:after="120" w:line="259" w:lineRule="auto"/>
     </w:pPr>
     <w:rPr>
-      <w:rFonts w:ascii="Calibri" w:hAnsi="Calibri" w:cs="Calibri"/>
-      <w:sz w:val="22"/>
+      <w:rFonts w:ascii="Times New Roman" w:hAnsi="Times New Roman"/>
+      <w:color w:val="000000"/>
+      <w:sz w:val="24"/>
+      <w:lang w:val="ru-RU"/>
     </w:rPr>
   </w:style>
   <w:style w:type="paragraph" w:styleId="Header">
@@ -980,16 +789,17 @@
     <w:pPr>
       <w:keepNext/>
       <w:keepLines/>
-      <w:spacing w:before="360" w:after="200"/>
+      <w:spacing w:before="480" w:after="120" w:line="259" w:lineRule="auto"/>
       <w:outlineLvl w:val="0"/>
     </w:pPr>
     <w:rPr>
-      <w:rFonts w:asciiTheme="majorHAnsi" w:eastAsiaTheme="majorEastAsia" w:hAnsiTheme="majorHAnsi" w:cstheme="majorBidi" w:ascii="Calibri" w:hAnsi="Calibri" w:cs="Calibri"/>
+      <w:rFonts w:ascii="Times New Roman" w:hAnsi="Times New Roman"/>
       <w:b/>
       <w:bCs/>
-      <w:color w:val="2E74B5"/>
-      <w:sz w:val="32"/>
+      <w:color w:val="000000"/>
+      <w:sz w:val="26"/>
       <w:szCs w:val="28"/>
+      <w:lang w:val="ru-RU"/>
     </w:rPr>
   </w:style>
   <w:style w:type="paragraph" w:styleId="Heading2">
@@ -1004,16 +814,17 @@
     <w:pPr>
       <w:keepNext/>
       <w:keepLines/>
-      <w:spacing w:before="280" w:after="140"/>
+      <w:spacing w:before="200" w:after="120" w:line="259" w:lineRule="auto"/>
       <w:outlineLvl w:val="1"/>
     </w:pPr>
     <w:rPr>
-      <w:rFonts w:asciiTheme="majorHAnsi" w:eastAsiaTheme="majorEastAsia" w:hAnsiTheme="majorHAnsi" w:cstheme="majorBidi" w:ascii="Calibri" w:hAnsi="Calibri" w:cs="Calibri"/>
+      <w:rFonts w:ascii="Times New Roman" w:hAnsi="Times New Roman"/>
       <w:b/>
       <w:bCs/>
-      <w:color w:val="2E74B5"/>
+      <w:color w:val="000000"/>
       <w:sz w:val="26"/>
       <w:szCs w:val="26"/>
+      <w:lang w:val="ru-RU"/>
     </w:rPr>
   </w:style>
   <w:style w:type="paragraph" w:styleId="Heading3">
@@ -1028,15 +839,14 @@
     <w:pPr>
       <w:keepNext/>
       <w:keepLines/>
-      <w:spacing w:before="200" w:after="100"/>
+      <w:spacing w:before="200" w:after="0"/>
       <w:outlineLvl w:val="2"/>
     </w:pPr>
     <w:rPr>
-      <w:rFonts w:asciiTheme="majorHAnsi" w:eastAsiaTheme="majorEastAsia" w:hAnsiTheme="majorHAnsi" w:cstheme="majorBidi" w:ascii="Calibri" w:hAnsi="Calibri" w:cs="Calibri"/>
+      <w:rFonts/>
       <w:b/>
       <w:bCs/>
-      <w:color w:val="1F4D78"/>
-      <w:sz w:val="24"/>
+      <w:color w:val="4F81BD" w:themeColor="accent1"/>
     </w:rPr>
   </w:style>
   <w:style w:type="paragraph" w:styleId="Heading4">
@@ -1056,7 +866,7 @@
       <w:outlineLvl w:val="3"/>
     </w:pPr>
     <w:rPr>
-      <w:rFonts w:asciiTheme="majorHAnsi" w:eastAsiaTheme="majorEastAsia" w:hAnsiTheme="majorHAnsi" w:cstheme="majorBidi"/>
+      <w:rFonts/>
       <w:b/>
       <w:bCs/>
       <w:i/>
@@ -1081,7 +891,7 @@
       <w:outlineLvl w:val="4"/>
     </w:pPr>
     <w:rPr>
-      <w:rFonts w:asciiTheme="majorHAnsi" w:eastAsiaTheme="majorEastAsia" w:hAnsiTheme="majorHAnsi" w:cstheme="majorBidi"/>
+      <w:rFonts/>
       <w:color w:val="243F60" w:themeColor="accent1" w:themeShade="7F"/>
     </w:rPr>
   </w:style>
@@ -1102,7 +912,7 @@
       <w:outlineLvl w:val="5"/>
     </w:pPr>
     <w:rPr>
-      <w:rFonts w:asciiTheme="majorHAnsi" w:eastAsiaTheme="majorEastAsia" w:hAnsiTheme="majorHAnsi" w:cstheme="majorBidi"/>
+      <w:rFonts/>
       <w:i/>
       <w:iCs/>
       <w:color w:val="243F60" w:themeColor="accent1" w:themeShade="7F"/>
@@ -1125,7 +935,7 @@
       <w:outlineLvl w:val="6"/>
     </w:pPr>
     <w:rPr>
-      <w:rFonts w:asciiTheme="majorHAnsi" w:eastAsiaTheme="majorEastAsia" w:hAnsiTheme="majorHAnsi" w:cstheme="majorBidi"/>
+      <w:rFonts/>
       <w:i/>
       <w:iCs/>
       <w:color w:val="404040" w:themeColor="text1" w:themeTint="BF"/>
@@ -1148,7 +958,7 @@
       <w:outlineLvl w:val="7"/>
     </w:pPr>
     <w:rPr>
-      <w:rFonts w:asciiTheme="majorHAnsi" w:eastAsiaTheme="majorEastAsia" w:hAnsiTheme="majorHAnsi" w:cstheme="majorBidi"/>
+      <w:rFonts/>
       <w:color w:val="4F81BD" w:themeColor="accent1"/>
       <w:sz w:val="20"/>
       <w:szCs w:val="20"/>
@@ -1171,7 +981,7 @@
       <w:outlineLvl w:val="8"/>
     </w:pPr>
     <w:rPr>
-      <w:rFonts w:asciiTheme="majorHAnsi" w:eastAsiaTheme="majorEastAsia" w:hAnsiTheme="majorHAnsi" w:cstheme="majorBidi"/>
+      <w:rFonts/>
       <w:i/>
       <w:iCs/>
       <w:color w:val="404040" w:themeColor="text1" w:themeTint="BF"/>
@@ -1222,7 +1032,7 @@
     <w:uiPriority w:val="9"/>
     <w:rsid w:val="00FC693F"/>
     <w:rPr>
-      <w:rFonts w:asciiTheme="majorHAnsi" w:eastAsiaTheme="majorEastAsia" w:hAnsiTheme="majorHAnsi" w:cstheme="majorBidi"/>
+      <w:rFonts/>
       <w:b/>
       <w:bCs/>
       <w:color w:val="365F91" w:themeColor="accent1" w:themeShade="BF"/>
@@ -1237,7 +1047,7 @@
     <w:uiPriority w:val="9"/>
     <w:rsid w:val="00FC693F"/>
     <w:rPr>
-      <w:rFonts w:asciiTheme="majorHAnsi" w:eastAsiaTheme="majorEastAsia" w:hAnsiTheme="majorHAnsi" w:cstheme="majorBidi"/>
+      <w:rFonts/>
       <w:b/>
       <w:bCs/>
       <w:color w:val="4F81BD" w:themeColor="accent1"/>
@@ -1252,7 +1062,7 @@
     <w:uiPriority w:val="9"/>
     <w:rsid w:val="00FC693F"/>
     <w:rPr>
-      <w:rFonts w:asciiTheme="majorHAnsi" w:eastAsiaTheme="majorEastAsia" w:hAnsiTheme="majorHAnsi" w:cstheme="majorBidi"/>
+      <w:rFonts/>
       <w:b/>
       <w:bCs/>
       <w:color w:val="4F81BD" w:themeColor="accent1"/>
@@ -1267,19 +1077,17 @@
     <w:qFormat/>
     <w:rsid w:val="00FC693F"/>
     <w:pPr>
-      <w:pBdr>
-        <w:bottom w:val="single" w:sz="8" w:space="4" w:color="4F81BD" w:themeColor="accent1"/>
-      </w:pBdr>
-      <w:spacing w:after="300" w:line="240" w:lineRule="auto"/>
+      <w:spacing w:after="120" w:line="259" w:lineRule="auto"/>
       <w:contextualSpacing/>
     </w:pPr>
     <w:rPr>
-      <w:rFonts w:asciiTheme="majorHAnsi" w:eastAsiaTheme="majorEastAsia" w:hAnsiTheme="majorHAnsi" w:cstheme="majorBidi"/>
-      <w:color w:val="17365D" w:themeColor="text2" w:themeShade="BF"/>
+      <w:rFonts w:ascii="Times New Roman" w:hAnsi="Times New Roman"/>
+      <w:color w:val="000000"/>
       <w:spacing w:val="5"/>
       <w:kern w:val="28"/>
-      <w:sz w:val="52"/>
+      <w:sz w:val="40"/>
       <w:szCs w:val="52"/>
+      <w:lang w:val="ru-RU"/>
     </w:rPr>
   </w:style>
   <w:style w:type="character" w:customStyle="1" w:styleId="TitleChar">
@@ -1289,7 +1097,7 @@
     <w:uiPriority w:val="10"/>
     <w:rsid w:val="00FC693F"/>
     <w:rPr>
-      <w:rFonts w:asciiTheme="majorHAnsi" w:eastAsiaTheme="majorEastAsia" w:hAnsiTheme="majorHAnsi" w:cstheme="majorBidi"/>
+      <w:rFonts/>
       <w:color w:val="17365D" w:themeColor="text2" w:themeShade="BF"/>
       <w:spacing w:val="5"/>
       <w:kern w:val="28"/>
@@ -1311,7 +1119,7 @@
       </w:numPr>
     </w:pPr>
     <w:rPr>
-      <w:rFonts w:asciiTheme="majorHAnsi" w:eastAsiaTheme="majorEastAsia" w:hAnsiTheme="majorHAnsi" w:cstheme="majorBidi"/>
+      <w:rFonts/>
       <w:i/>
       <w:iCs/>
       <w:color w:val="4F81BD" w:themeColor="accent1"/>
@@ -1327,7 +1135,7 @@
     <w:uiPriority w:val="11"/>
     <w:rsid w:val="00FC693F"/>
     <w:rPr>
-      <w:rFonts w:asciiTheme="majorHAnsi" w:eastAsiaTheme="majorEastAsia" w:hAnsiTheme="majorHAnsi" w:cstheme="majorBidi"/>
+      <w:rFonts/>
       <w:i/>
       <w:iCs/>
       <w:color w:val="4F81BD" w:themeColor="accent1"/>
@@ -1452,8 +1260,15 @@
       <w:numPr>
         <w:numId w:val="1"/>
       </w:numPr>
+      <w:spacing w:after="120" w:line="259" w:lineRule="auto"/>
       <w:contextualSpacing/>
     </w:pPr>
+    <w:rPr>
+      <w:rFonts w:ascii="Times New Roman" w:hAnsi="Times New Roman"/>
+      <w:color w:val="000000"/>
+      <w:sz w:val="24"/>
+      <w:lang w:val="ru-RU"/>
+    </w:rPr>
   </w:style>
   <w:style w:type="paragraph" w:styleId="ListBullet2">
     <w:name w:val="List Bullet 2"/>
@@ -1625,7 +1440,7 @@
     <w:semiHidden/>
     <w:rsid w:val="00FC693F"/>
     <w:rPr>
-      <w:rFonts w:asciiTheme="majorHAnsi" w:eastAsiaTheme="majorEastAsia" w:hAnsiTheme="majorHAnsi" w:cstheme="majorBidi"/>
+      <w:rFonts/>
       <w:b/>
       <w:bCs/>
       <w:i/>
@@ -1641,7 +1456,7 @@
     <w:semiHidden/>
     <w:rsid w:val="00FC693F"/>
     <w:rPr>
-      <w:rFonts w:asciiTheme="majorHAnsi" w:eastAsiaTheme="majorEastAsia" w:hAnsiTheme="majorHAnsi" w:cstheme="majorBidi"/>
+      <w:rFonts/>
       <w:color w:val="243F60" w:themeColor="accent1" w:themeShade="7F"/>
     </w:rPr>
   </w:style>
@@ -1653,7 +1468,7 @@
     <w:semiHidden/>
     <w:rsid w:val="00FC693F"/>
     <w:rPr>
-      <w:rFonts w:asciiTheme="majorHAnsi" w:eastAsiaTheme="majorEastAsia" w:hAnsiTheme="majorHAnsi" w:cstheme="majorBidi"/>
+      <w:rFonts/>
       <w:i/>
       <w:iCs/>
       <w:color w:val="243F60" w:themeColor="accent1" w:themeShade="7F"/>
@@ -1667,7 +1482,7 @@
     <w:semiHidden/>
     <w:rsid w:val="00FC693F"/>
     <w:rPr>
-      <w:rFonts w:asciiTheme="majorHAnsi" w:eastAsiaTheme="majorEastAsia" w:hAnsiTheme="majorHAnsi" w:cstheme="majorBidi"/>
+      <w:rFonts/>
       <w:i/>
       <w:iCs/>
       <w:color w:val="404040" w:themeColor="text1" w:themeTint="BF"/>
@@ -1681,7 +1496,7 @@
     <w:semiHidden/>
     <w:rsid w:val="00FC693F"/>
     <w:rPr>
-      <w:rFonts w:asciiTheme="majorHAnsi" w:eastAsiaTheme="majorEastAsia" w:hAnsiTheme="majorHAnsi" w:cstheme="majorBidi"/>
+      <w:rFonts/>
       <w:color w:val="4F81BD" w:themeColor="accent1"/>
       <w:sz w:val="20"/>
       <w:szCs w:val="20"/>
@@ -1695,7 +1510,7 @@
     <w:semiHidden/>
     <w:rsid w:val="00FC693F"/>
     <w:rPr>
-      <w:rFonts w:asciiTheme="majorHAnsi" w:eastAsiaTheme="majorEastAsia" w:hAnsiTheme="majorHAnsi" w:cstheme="majorBidi"/>
+      <w:rFonts/>
       <w:i/>
       <w:iCs/>
       <w:color w:val="404040" w:themeColor="text1" w:themeTint="BF"/>
@@ -1754,9 +1569,6 @@
     <w:qFormat/>
     <w:rsid w:val="00FC693F"/>
     <w:pPr>
-      <w:pBdr>
-        <w:bottom w:val="single" w:sz="4" w:space="4" w:color="4F81BD" w:themeColor="accent1"/>
-      </w:pBdr>
       <w:spacing w:before="200" w:after="280"/>
       <w:ind w:left="936" w:right="936"/>
     </w:pPr>
@@ -3284,7 +3096,7 @@
         <w:spacing w:before="0" w:after="0" w:line="240" w:lineRule="auto"/>
       </w:pPr>
       <w:rPr>
-        <w:rFonts w:asciiTheme="majorHAnsi" w:eastAsiaTheme="majorEastAsia" w:hAnsiTheme="majorHAnsi" w:cstheme="majorBidi"/>
+        <w:rFonts/>
         <w:b/>
         <w:bCs/>
       </w:rPr>
@@ -3305,7 +3117,7 @@
         <w:spacing w:before="0" w:after="0" w:line="240" w:lineRule="auto"/>
       </w:pPr>
       <w:rPr>
-        <w:rFonts w:asciiTheme="majorHAnsi" w:eastAsiaTheme="majorEastAsia" w:hAnsiTheme="majorHAnsi" w:cstheme="majorBidi"/>
+        <w:rFonts/>
         <w:b/>
         <w:bCs/>
       </w:rPr>
@@ -3323,14 +3135,14 @@
     </w:tblStylePr>
     <w:tblStylePr w:type="firstCol">
       <w:rPr>
-        <w:rFonts w:asciiTheme="majorHAnsi" w:eastAsiaTheme="majorEastAsia" w:hAnsiTheme="majorHAnsi" w:cstheme="majorBidi"/>
+        <w:rFonts/>
         <w:b/>
         <w:bCs/>
       </w:rPr>
     </w:tblStylePr>
     <w:tblStylePr w:type="lastCol">
       <w:rPr>
-        <w:rFonts w:asciiTheme="majorHAnsi" w:eastAsiaTheme="majorEastAsia" w:hAnsiTheme="majorHAnsi" w:cstheme="majorBidi"/>
+        <w:rFonts/>
         <w:b/>
         <w:bCs/>
       </w:rPr>
@@ -3414,7 +3226,7 @@
         <w:spacing w:before="0" w:after="0" w:line="240" w:lineRule="auto"/>
       </w:pPr>
       <w:rPr>
-        <w:rFonts w:asciiTheme="majorHAnsi" w:eastAsiaTheme="majorEastAsia" w:hAnsiTheme="majorHAnsi" w:cstheme="majorBidi"/>
+        <w:rFonts/>
         <w:b/>
         <w:bCs/>
       </w:rPr>
@@ -3435,7 +3247,7 @@
         <w:spacing w:before="0" w:after="0" w:line="240" w:lineRule="auto"/>
       </w:pPr>
       <w:rPr>
-        <w:rFonts w:asciiTheme="majorHAnsi" w:eastAsiaTheme="majorEastAsia" w:hAnsiTheme="majorHAnsi" w:cstheme="majorBidi"/>
+        <w:rFonts/>
         <w:b/>
         <w:bCs/>
       </w:rPr>
@@ -3453,14 +3265,14 @@
     </w:tblStylePr>
     <w:tblStylePr w:type="firstCol">
       <w:rPr>
-        <w:rFonts w:asciiTheme="majorHAnsi" w:eastAsiaTheme="majorEastAsia" w:hAnsiTheme="majorHAnsi" w:cstheme="majorBidi"/>
+        <w:rFonts/>
         <w:b/>
         <w:bCs/>
       </w:rPr>
     </w:tblStylePr>
     <w:tblStylePr w:type="lastCol">
       <w:rPr>
-        <w:rFonts w:asciiTheme="majorHAnsi" w:eastAsiaTheme="majorEastAsia" w:hAnsiTheme="majorHAnsi" w:cstheme="majorBidi"/>
+        <w:rFonts/>
         <w:b/>
         <w:bCs/>
       </w:rPr>
@@ -3544,7 +3356,7 @@
         <w:spacing w:before="0" w:after="0" w:line="240" w:lineRule="auto"/>
       </w:pPr>
       <w:rPr>
-        <w:rFonts w:asciiTheme="majorHAnsi" w:eastAsiaTheme="majorEastAsia" w:hAnsiTheme="majorHAnsi" w:cstheme="majorBidi"/>
+        <w:rFonts/>
         <w:b/>
         <w:bCs/>
       </w:rPr>
@@ -3565,7 +3377,7 @@
         <w:spacing w:before="0" w:after="0" w:line="240" w:lineRule="auto"/>
       </w:pPr>
       <w:rPr>
-        <w:rFonts w:asciiTheme="majorHAnsi" w:eastAsiaTheme="majorEastAsia" w:hAnsiTheme="majorHAnsi" w:cstheme="majorBidi"/>
+        <w:rFonts/>
         <w:b/>
         <w:bCs/>
       </w:rPr>
@@ -3583,14 +3395,14 @@
     </w:tblStylePr>
     <w:tblStylePr w:type="firstCol">
       <w:rPr>
-        <w:rFonts w:asciiTheme="majorHAnsi" w:eastAsiaTheme="majorEastAsia" w:hAnsiTheme="majorHAnsi" w:cstheme="majorBidi"/>
+        <w:rFonts/>
         <w:b/>
         <w:bCs/>
       </w:rPr>
     </w:tblStylePr>
     <w:tblStylePr w:type="lastCol">
       <w:rPr>
-        <w:rFonts w:asciiTheme="majorHAnsi" w:eastAsiaTheme="majorEastAsia" w:hAnsiTheme="majorHAnsi" w:cstheme="majorBidi"/>
+        <w:rFonts/>
         <w:b/>
         <w:bCs/>
       </w:rPr>
@@ -3674,7 +3486,7 @@
         <w:spacing w:before="0" w:after="0" w:line="240" w:lineRule="auto"/>
       </w:pPr>
       <w:rPr>
-        <w:rFonts w:asciiTheme="majorHAnsi" w:eastAsiaTheme="majorEastAsia" w:hAnsiTheme="majorHAnsi" w:cstheme="majorBidi"/>
+        <w:rFonts/>
         <w:b/>
         <w:bCs/>
       </w:rPr>
@@ -3695,7 +3507,7 @@
         <w:spacing w:before="0" w:after="0" w:line="240" w:lineRule="auto"/>
       </w:pPr>
       <w:rPr>
-        <w:rFonts w:asciiTheme="majorHAnsi" w:eastAsiaTheme="majorEastAsia" w:hAnsiTheme="majorHAnsi" w:cstheme="majorBidi"/>
+        <w:rFonts/>
         <w:b/>
         <w:bCs/>
       </w:rPr>
@@ -3713,14 +3525,14 @@
     </w:tblStylePr>
     <w:tblStylePr w:type="firstCol">
       <w:rPr>
-        <w:rFonts w:asciiTheme="majorHAnsi" w:eastAsiaTheme="majorEastAsia" w:hAnsiTheme="majorHAnsi" w:cstheme="majorBidi"/>
+        <w:rFonts/>
         <w:b/>
         <w:bCs/>
       </w:rPr>
     </w:tblStylePr>
     <w:tblStylePr w:type="lastCol">
       <w:rPr>
-        <w:rFonts w:asciiTheme="majorHAnsi" w:eastAsiaTheme="majorEastAsia" w:hAnsiTheme="majorHAnsi" w:cstheme="majorBidi"/>
+        <w:rFonts/>
         <w:b/>
         <w:bCs/>
       </w:rPr>
@@ -3804,7 +3616,7 @@
         <w:spacing w:before="0" w:after="0" w:line="240" w:lineRule="auto"/>
       </w:pPr>
       <w:rPr>
-        <w:rFonts w:asciiTheme="majorHAnsi" w:eastAsiaTheme="majorEastAsia" w:hAnsiTheme="majorHAnsi" w:cstheme="majorBidi"/>
+        <w:rFonts/>
         <w:b/>
         <w:bCs/>
       </w:rPr>
@@ -3825,7 +3637,7 @@
         <w:spacing w:before="0" w:after="0" w:line="240" w:lineRule="auto"/>
       </w:pPr>
       <w:rPr>
-        <w:rFonts w:asciiTheme="majorHAnsi" w:eastAsiaTheme="majorEastAsia" w:hAnsiTheme="majorHAnsi" w:cstheme="majorBidi"/>
+        <w:rFonts/>
         <w:b/>
         <w:bCs/>
       </w:rPr>
@@ -3843,14 +3655,14 @@
     </w:tblStylePr>
     <w:tblStylePr w:type="firstCol">
       <w:rPr>
-        <w:rFonts w:asciiTheme="majorHAnsi" w:eastAsiaTheme="majorEastAsia" w:hAnsiTheme="majorHAnsi" w:cstheme="majorBidi"/>
+        <w:rFonts/>
         <w:b/>
         <w:bCs/>
       </w:rPr>
     </w:tblStylePr>
     <w:tblStylePr w:type="lastCol">
       <w:rPr>
-        <w:rFonts w:asciiTheme="majorHAnsi" w:eastAsiaTheme="majorEastAsia" w:hAnsiTheme="majorHAnsi" w:cstheme="majorBidi"/>
+        <w:rFonts/>
         <w:b/>
         <w:bCs/>
       </w:rPr>
@@ -3934,7 +3746,7 @@
         <w:spacing w:before="0" w:after="0" w:line="240" w:lineRule="auto"/>
       </w:pPr>
       <w:rPr>
-        <w:rFonts w:asciiTheme="majorHAnsi" w:eastAsiaTheme="majorEastAsia" w:hAnsiTheme="majorHAnsi" w:cstheme="majorBidi"/>
+        <w:rFonts/>
         <w:b/>
         <w:bCs/>
       </w:rPr>
@@ -3955,7 +3767,7 @@
         <w:spacing w:before="0" w:after="0" w:line="240" w:lineRule="auto"/>
       </w:pPr>
       <w:rPr>
-        <w:rFonts w:asciiTheme="majorHAnsi" w:eastAsiaTheme="majorEastAsia" w:hAnsiTheme="majorHAnsi" w:cstheme="majorBidi"/>
+        <w:rFonts/>
         <w:b/>
         <w:bCs/>
       </w:rPr>
@@ -3973,14 +3785,14 @@
     </w:tblStylePr>
     <w:tblStylePr w:type="firstCol">
       <w:rPr>
-        <w:rFonts w:asciiTheme="majorHAnsi" w:eastAsiaTheme="majorEastAsia" w:hAnsiTheme="majorHAnsi" w:cstheme="majorBidi"/>
+        <w:rFonts/>
         <w:b/>
         <w:bCs/>
       </w:rPr>
     </w:tblStylePr>
     <w:tblStylePr w:type="lastCol">
       <w:rPr>
-        <w:rFonts w:asciiTheme="majorHAnsi" w:eastAsiaTheme="majorEastAsia" w:hAnsiTheme="majorHAnsi" w:cstheme="majorBidi"/>
+        <w:rFonts/>
         <w:b/>
         <w:bCs/>
       </w:rPr>
@@ -4064,7 +3876,7 @@
         <w:spacing w:before="0" w:after="0" w:line="240" w:lineRule="auto"/>
       </w:pPr>
       <w:rPr>
-        <w:rFonts w:asciiTheme="majorHAnsi" w:eastAsiaTheme="majorEastAsia" w:hAnsiTheme="majorHAnsi" w:cstheme="majorBidi"/>
+        <w:rFonts/>
         <w:b/>
         <w:bCs/>
       </w:rPr>
@@ -4085,7 +3897,7 @@
         <w:spacing w:before="0" w:after="0" w:line="240" w:lineRule="auto"/>
       </w:pPr>
       <w:rPr>
-        <w:rFonts w:asciiTheme="majorHAnsi" w:eastAsiaTheme="majorEastAsia" w:hAnsiTheme="majorHAnsi" w:cstheme="majorBidi"/>
+        <w:rFonts/>
         <w:b/>
         <w:bCs/>
       </w:rPr>
@@ -4103,14 +3915,14 @@
     </w:tblStylePr>
     <w:tblStylePr w:type="firstCol">
       <w:rPr>
-        <w:rFonts w:asciiTheme="majorHAnsi" w:eastAsiaTheme="majorEastAsia" w:hAnsiTheme="majorHAnsi" w:cstheme="majorBidi"/>
+        <w:rFonts/>
         <w:b/>
         <w:bCs/>
       </w:rPr>
     </w:tblStylePr>
     <w:tblStylePr w:type="lastCol">
       <w:rPr>
-        <w:rFonts w:asciiTheme="majorHAnsi" w:eastAsiaTheme="majorEastAsia" w:hAnsiTheme="majorHAnsi" w:cstheme="majorBidi"/>
+        <w:rFonts/>
         <w:b/>
         <w:bCs/>
       </w:rPr>
@@ -5975,7 +5787,7 @@
     </w:tblPr>
     <w:tblStylePr w:type="firstRow">
       <w:rPr>
-        <w:rFonts w:asciiTheme="majorHAnsi" w:eastAsiaTheme="majorEastAsia" w:hAnsiTheme="majorHAnsi" w:cstheme="majorBidi"/>
+        <w:rFonts/>
       </w:rPr>
       <w:tblPr/>
       <w:tcPr>
@@ -6059,7 +5871,7 @@
     </w:tblPr>
     <w:tblStylePr w:type="firstRow">
       <w:rPr>
-        <w:rFonts w:asciiTheme="majorHAnsi" w:eastAsiaTheme="majorEastAsia" w:hAnsiTheme="majorHAnsi" w:cstheme="majorBidi"/>
+        <w:rFonts/>
       </w:rPr>
       <w:tblPr/>
       <w:tcPr>
@@ -6143,7 +5955,7 @@
     </w:tblPr>
     <w:tblStylePr w:type="firstRow">
       <w:rPr>
-        <w:rFonts w:asciiTheme="majorHAnsi" w:eastAsiaTheme="majorEastAsia" w:hAnsiTheme="majorHAnsi" w:cstheme="majorBidi"/>
+        <w:rFonts/>
       </w:rPr>
       <w:tblPr/>
       <w:tcPr>
@@ -6227,7 +6039,7 @@
     </w:tblPr>
     <w:tblStylePr w:type="firstRow">
       <w:rPr>
-        <w:rFonts w:asciiTheme="majorHAnsi" w:eastAsiaTheme="majorEastAsia" w:hAnsiTheme="majorHAnsi" w:cstheme="majorBidi"/>
+        <w:rFonts/>
       </w:rPr>
       <w:tblPr/>
       <w:tcPr>
@@ -6311,7 +6123,7 @@
     </w:tblPr>
     <w:tblStylePr w:type="firstRow">
       <w:rPr>
-        <w:rFonts w:asciiTheme="majorHAnsi" w:eastAsiaTheme="majorEastAsia" w:hAnsiTheme="majorHAnsi" w:cstheme="majorBidi"/>
+        <w:rFonts/>
       </w:rPr>
       <w:tblPr/>
       <w:tcPr>
@@ -6395,7 +6207,7 @@
     </w:tblPr>
     <w:tblStylePr w:type="firstRow">
       <w:rPr>
-        <w:rFonts w:asciiTheme="majorHAnsi" w:eastAsiaTheme="majorEastAsia" w:hAnsiTheme="majorHAnsi" w:cstheme="majorBidi"/>
+        <w:rFonts/>
       </w:rPr>
       <w:tblPr/>
       <w:tcPr>
@@ -6479,7 +6291,7 @@
     </w:tblPr>
     <w:tblStylePr w:type="firstRow">
       <w:rPr>
-        <w:rFonts w:asciiTheme="majorHAnsi" w:eastAsiaTheme="majorEastAsia" w:hAnsiTheme="majorHAnsi" w:cstheme="majorBidi"/>
+        <w:rFonts/>
       </w:rPr>
       <w:tblPr/>
       <w:tcPr>
@@ -6544,7 +6356,7 @@
       <w:spacing w:after="0" w:line="240" w:lineRule="auto"/>
     </w:pPr>
     <w:rPr>
-      <w:rFonts w:asciiTheme="majorHAnsi" w:eastAsiaTheme="majorEastAsia" w:hAnsiTheme="majorHAnsi" w:cstheme="majorBidi"/>
+      <w:rFonts/>
       <w:color w:val="000000" w:themeColor="text1"/>
     </w:rPr>
     <w:tblPr>
@@ -6672,7 +6484,7 @@
       <w:spacing w:after="0" w:line="240" w:lineRule="auto"/>
     </w:pPr>
     <w:rPr>
-      <w:rFonts w:asciiTheme="majorHAnsi" w:eastAsiaTheme="majorEastAsia" w:hAnsiTheme="majorHAnsi" w:cstheme="majorBidi"/>
+      <w:rFonts/>
       <w:color w:val="000000" w:themeColor="text1"/>
     </w:rPr>
     <w:tblPr>
@@ -6800,7 +6612,7 @@
       <w:spacing w:after="0" w:line="240" w:lineRule="auto"/>
     </w:pPr>
     <w:rPr>
-      <w:rFonts w:asciiTheme="majorHAnsi" w:eastAsiaTheme="majorEastAsia" w:hAnsiTheme="majorHAnsi" w:cstheme="majorBidi"/>
+      <w:rFonts/>
       <w:color w:val="000000" w:themeColor="text1"/>
     </w:rPr>
     <w:tblPr>
@@ -6928,7 +6740,7 @@
       <w:spacing w:after="0" w:line="240" w:lineRule="auto"/>
     </w:pPr>
     <w:rPr>
-      <w:rFonts w:asciiTheme="majorHAnsi" w:eastAsiaTheme="majorEastAsia" w:hAnsiTheme="majorHAnsi" w:cstheme="majorBidi"/>
+      <w:rFonts/>
       <w:color w:val="000000" w:themeColor="text1"/>
     </w:rPr>
     <w:tblPr>
@@ -7056,7 +6868,7 @@
       <w:spacing w:after="0" w:line="240" w:lineRule="auto"/>
     </w:pPr>
     <w:rPr>
-      <w:rFonts w:asciiTheme="majorHAnsi" w:eastAsiaTheme="majorEastAsia" w:hAnsiTheme="majorHAnsi" w:cstheme="majorBidi"/>
+      <w:rFonts/>
       <w:color w:val="000000" w:themeColor="text1"/>
     </w:rPr>
     <w:tblPr>
@@ -7184,7 +6996,7 @@
       <w:spacing w:after="0" w:line="240" w:lineRule="auto"/>
     </w:pPr>
     <w:rPr>
-      <w:rFonts w:asciiTheme="majorHAnsi" w:eastAsiaTheme="majorEastAsia" w:hAnsiTheme="majorHAnsi" w:cstheme="majorBidi"/>
+      <w:rFonts/>
       <w:color w:val="000000" w:themeColor="text1"/>
     </w:rPr>
     <w:tblPr>
@@ -7312,7 +7124,7 @@
       <w:spacing w:after="0" w:line="240" w:lineRule="auto"/>
     </w:pPr>
     <w:rPr>
-      <w:rFonts w:asciiTheme="majorHAnsi" w:eastAsiaTheme="majorEastAsia" w:hAnsiTheme="majorHAnsi" w:cstheme="majorBidi"/>
+      <w:rFonts/>
       <w:color w:val="000000" w:themeColor="text1"/>
     </w:rPr>
     <w:tblPr>
@@ -7951,7 +7763,7 @@
       <w:spacing w:after="0" w:line="240" w:lineRule="auto"/>
     </w:pPr>
     <w:rPr>
-      <w:rFonts w:asciiTheme="majorHAnsi" w:eastAsiaTheme="majorEastAsia" w:hAnsiTheme="majorHAnsi" w:cstheme="majorBidi"/>
+      <w:rFonts/>
       <w:color w:val="000000" w:themeColor="text1"/>
     </w:rPr>
     <w:tblPr>
@@ -8076,7 +7888,7 @@
       <w:spacing w:after="0" w:line="240" w:lineRule="auto"/>
     </w:pPr>
     <w:rPr>
-      <w:rFonts w:asciiTheme="majorHAnsi" w:eastAsiaTheme="majorEastAsia" w:hAnsiTheme="majorHAnsi" w:cstheme="majorBidi"/>
+      <w:rFonts/>
       <w:color w:val="000000" w:themeColor="text1"/>
     </w:rPr>
     <w:tblPr>
@@ -8201,7 +8013,7 @@
       <w:spacing w:after="0" w:line="240" w:lineRule="auto"/>
     </w:pPr>
     <w:rPr>
-      <w:rFonts w:asciiTheme="majorHAnsi" w:eastAsiaTheme="majorEastAsia" w:hAnsiTheme="majorHAnsi" w:cstheme="majorBidi"/>
+      <w:rFonts/>
       <w:color w:val="000000" w:themeColor="text1"/>
     </w:rPr>
     <w:tblPr>
@@ -8326,7 +8138,7 @@
       <w:spacing w:after="0" w:line="240" w:lineRule="auto"/>
     </w:pPr>
     <w:rPr>
-      <w:rFonts w:asciiTheme="majorHAnsi" w:eastAsiaTheme="majorEastAsia" w:hAnsiTheme="majorHAnsi" w:cstheme="majorBidi"/>
+      <w:rFonts/>
       <w:color w:val="000000" w:themeColor="text1"/>
     </w:rPr>
     <w:tblPr>
@@ -8451,7 +8263,7 @@
       <w:spacing w:after="0" w:line="240" w:lineRule="auto"/>
     </w:pPr>
     <w:rPr>
-      <w:rFonts w:asciiTheme="majorHAnsi" w:eastAsiaTheme="majorEastAsia" w:hAnsiTheme="majorHAnsi" w:cstheme="majorBidi"/>
+      <w:rFonts/>
       <w:color w:val="000000" w:themeColor="text1"/>
     </w:rPr>
     <w:tblPr>
@@ -8576,7 +8388,7 @@
       <w:spacing w:after="0" w:line="240" w:lineRule="auto"/>
     </w:pPr>
     <w:rPr>
-      <w:rFonts w:asciiTheme="majorHAnsi" w:eastAsiaTheme="majorEastAsia" w:hAnsiTheme="majorHAnsi" w:cstheme="majorBidi"/>
+      <w:rFonts/>
       <w:color w:val="000000" w:themeColor="text1"/>
     </w:rPr>
     <w:tblPr>
@@ -8701,7 +8513,7 @@
       <w:spacing w:after="0" w:line="240" w:lineRule="auto"/>
     </w:pPr>
     <w:rPr>
-      <w:rFonts w:asciiTheme="majorHAnsi" w:eastAsiaTheme="majorEastAsia" w:hAnsiTheme="majorHAnsi" w:cstheme="majorBidi"/>
+      <w:rFonts/>
       <w:color w:val="000000" w:themeColor="text1"/>
     </w:rPr>
     <w:tblPr>
